--- a/SQL_TASK3.docx
+++ b/SQL_TASK3.docx
@@ -2670,9 +2670,29 @@
             <w14:round/>
           </w14:textOutline>
         </w:rPr>
-        <w:t>Delete a song from the Playlist table where the duration is less than 120 seconds using the DELETE statement and a WHERE clause.&lt;</w:t>
+        <w:t xml:space="preserve">Delete a song from the Playlist table where the duration is less than 120 seconds using the DELETE statement and a WHERE </w:t>
+      </w:r>
+      <w:proofErr w:type="gramStart"/>
+      <w:r>
+        <w:rPr>
+          <w:color w:val="000000" w:themeColor="text1"/>
+          <w:sz w:val="24"/>
+          <w:szCs w:val="24"/>
+          <w14:shadow w14:blurRad="38100" w14:dist="19050" w14:dir="2700000" w14:sx="100000" w14:sy="100000" w14:kx="0" w14:ky="0" w14:algn="tl">
+            <w14:schemeClr w14:val="dk1">
+              <w14:alpha w14:val="60000"/>
+            </w14:schemeClr>
+          </w14:shadow>
+          <w14:textOutline w14:w="0" w14:cap="flat" w14:cmpd="sng" w14:algn="ctr">
+            <w14:noFill/>
+            <w14:prstDash w14:val="solid"/>
+            <w14:round/>
+          </w14:textOutline>
+        </w:rPr>
+        <w:t>clause.&lt;</w:t>
       </w:r>
       <w:proofErr w:type="spellStart"/>
+      <w:proofErr w:type="gramEnd"/>
       <w:r>
         <w:rPr>
           <w:color w:val="000000" w:themeColor="text1"/>
@@ -3655,36 +3675,50 @@
         </w:rPr>
       </w:pPr>
       <w:r>
+        <w:rPr>
+          <w:color w:val="000000" w:themeColor="text1"/>
+          <w:sz w:val="24"/>
+          <w:szCs w:val="24"/>
+          <w14:shadow w14:blurRad="38100" w14:dist="19050" w14:dir="2700000" w14:sx="100000" w14:sy="100000" w14:kx="0" w14:ky="0" w14:algn="tl">
+            <w14:schemeClr w14:val="dk1">
+              <w14:alpha w14:val="60000"/>
+            </w14:schemeClr>
+          </w14:shadow>
+          <w14:textOutline w14:w="0" w14:cap="flat" w14:cmpd="sng" w14:algn="ctr">
+            <w14:noFill/>
+            <w14:prstDash w14:val="solid"/>
+            <w14:round/>
+          </w14:textOutline>
+        </w:rPr>
         <w:drawing>
-          <wp:anchor distT="0" distB="0" distL="114300" distR="114300" simplePos="0" relativeHeight="251662336" behindDoc="1" locked="0" layoutInCell="1" allowOverlap="1" wp14:anchorId="0861A464" wp14:editId="57B7398F">
+          <wp:anchor distT="0" distB="0" distL="114300" distR="114300" simplePos="0" relativeHeight="251665408" behindDoc="1" locked="0" layoutInCell="1" allowOverlap="1" wp14:anchorId="1AC186FC" wp14:editId="44E2C75A">
             <wp:simplePos x="0" y="0"/>
-            <wp:positionH relativeFrom="page">
-              <wp:posOffset>394335</wp:posOffset>
+            <wp:positionH relativeFrom="column">
+              <wp:posOffset>15240</wp:posOffset>
             </wp:positionH>
             <wp:positionV relativeFrom="paragraph">
-              <wp:posOffset>734060</wp:posOffset>
+              <wp:posOffset>883920</wp:posOffset>
             </wp:positionV>
-            <wp:extent cx="6809105" cy="3325495"/>
-            <wp:effectExtent l="152400" t="152400" r="353695" b="370205"/>
+            <wp:extent cx="5731510" cy="3150235"/>
+            <wp:effectExtent l="152400" t="152400" r="364490" b="354965"/>
             <wp:wrapTight wrapText="bothSides">
               <wp:wrapPolygon edited="0">
-                <wp:start x="242" y="-990"/>
-                <wp:lineTo x="-483" y="-742"/>
-                <wp:lineTo x="-483" y="22149"/>
-                <wp:lineTo x="-181" y="23015"/>
-                <wp:lineTo x="544" y="23633"/>
-                <wp:lineTo x="604" y="23881"/>
-                <wp:lineTo x="21574" y="23881"/>
-                <wp:lineTo x="21634" y="23633"/>
-                <wp:lineTo x="22359" y="23015"/>
-                <wp:lineTo x="22662" y="21159"/>
-                <wp:lineTo x="22662" y="1237"/>
-                <wp:lineTo x="21936" y="-619"/>
-                <wp:lineTo x="21876" y="-990"/>
-                <wp:lineTo x="242" y="-990"/>
+                <wp:start x="287" y="-1045"/>
+                <wp:lineTo x="-574" y="-784"/>
+                <wp:lineTo x="-503" y="22336"/>
+                <wp:lineTo x="646" y="23642"/>
+                <wp:lineTo x="718" y="23903"/>
+                <wp:lineTo x="21610" y="23903"/>
+                <wp:lineTo x="21681" y="23642"/>
+                <wp:lineTo x="22758" y="22336"/>
+                <wp:lineTo x="22902" y="20115"/>
+                <wp:lineTo x="22902" y="1306"/>
+                <wp:lineTo x="22040" y="-653"/>
+                <wp:lineTo x="21969" y="-1045"/>
+                <wp:lineTo x="287" y="-1045"/>
               </wp:wrapPolygon>
             </wp:wrapTight>
-            <wp:docPr id="1725113087" name="Picture 1"/>
+            <wp:docPr id="1652127795" name="Picture 1"/>
             <wp:cNvGraphicFramePr>
               <a:graphicFrameLocks xmlns:a="http://schemas.openxmlformats.org/drawingml/2006/main" noChangeAspect="1"/>
             </wp:cNvGraphicFramePr>
@@ -3692,7 +3726,7 @@
               <a:graphicData uri="http://schemas.openxmlformats.org/drawingml/2006/picture">
                 <pic:pic xmlns:pic="http://schemas.openxmlformats.org/drawingml/2006/picture">
                   <pic:nvPicPr>
-                    <pic:cNvPr id="1725113087" name=""/>
+                    <pic:cNvPr id="1652127795" name=""/>
                     <pic:cNvPicPr/>
                   </pic:nvPicPr>
                   <pic:blipFill>
@@ -3710,7 +3744,7 @@
                   <pic:spPr>
                     <a:xfrm>
                       <a:off x="0" y="0"/>
-                      <a:ext cx="6809105" cy="3325495"/>
+                      <a:ext cx="5731510" cy="3150235"/>
                     </a:xfrm>
                     <a:prstGeom prst="rect">
                       <a:avLst/>
@@ -3729,9 +3763,6 @@
                 </pic:pic>
               </a:graphicData>
             </a:graphic>
-            <wp14:sizeRelH relativeFrom="margin">
-              <wp14:pctWidth>0</wp14:pctWidth>
-            </wp14:sizeRelH>
           </wp:anchor>
         </w:drawing>
       </w:r>
@@ -3769,7 +3800,43 @@
             <w14:round/>
           </w14:textOutline>
         </w:rPr>
-        <w:t xml:space="preserve">UPDATE Playlist SET </w:t>
+        <w:t>UPDATE Playlist</w:t>
+      </w:r>
+      <w:r>
+        <w:rPr>
+          <w:color w:val="000000" w:themeColor="text1"/>
+          <w:sz w:val="24"/>
+          <w:szCs w:val="24"/>
+          <w14:shadow w14:blurRad="38100" w14:dist="19050" w14:dir="2700000" w14:sx="100000" w14:sy="100000" w14:kx="0" w14:ky="0" w14:algn="tl">
+            <w14:schemeClr w14:val="dk1">
+              <w14:alpha w14:val="60000"/>
+            </w14:schemeClr>
+          </w14:shadow>
+          <w14:textOutline w14:w="0" w14:cap="flat" w14:cmpd="sng" w14:algn="ctr">
+            <w14:noFill/>
+            <w14:prstDash w14:val="solid"/>
+            <w14:round/>
+          </w14:textOutline>
+        </w:rPr>
+        <w:t xml:space="preserve"> </w:t>
+      </w:r>
+      <w:r>
+        <w:rPr>
+          <w:color w:val="000000" w:themeColor="text1"/>
+          <w:sz w:val="24"/>
+          <w:szCs w:val="24"/>
+          <w14:shadow w14:blurRad="38100" w14:dist="19050" w14:dir="2700000" w14:sx="100000" w14:sy="100000" w14:kx="0" w14:ky="0" w14:algn="tl">
+            <w14:schemeClr w14:val="dk1">
+              <w14:alpha w14:val="60000"/>
+            </w14:schemeClr>
+          </w14:shadow>
+          <w14:textOutline w14:w="0" w14:cap="flat" w14:cmpd="sng" w14:algn="ctr">
+            <w14:noFill/>
+            <w14:prstDash w14:val="solid"/>
+            <w14:round/>
+          </w14:textOutline>
+        </w:rPr>
+        <w:t xml:space="preserve">SET </w:t>
       </w:r>
       <w:proofErr w:type="spellStart"/>
       <w:r>
@@ -3809,7 +3876,27 @@
         </w:rPr>
         <w:t xml:space="preserve"> = </w:t>
       </w:r>
+      <w:proofErr w:type="gramStart"/>
+      <w:r>
+        <w:rPr>
+          <w:color w:val="000000" w:themeColor="text1"/>
+          <w:sz w:val="24"/>
+          <w:szCs w:val="24"/>
+          <w14:shadow w14:blurRad="38100" w14:dist="19050" w14:dir="2700000" w14:sx="100000" w14:sy="100000" w14:kx="0" w14:ky="0" w14:algn="tl">
+            <w14:schemeClr w14:val="dk1">
+              <w14:alpha w14:val="60000"/>
+            </w14:schemeClr>
+          </w14:shadow>
+          <w14:textOutline w14:w="0" w14:cap="flat" w14:cmpd="sng" w14:algn="ctr">
+            <w14:noFill/>
+            <w14:prstDash w14:val="solid"/>
+            <w14:round/>
+          </w14:textOutline>
+        </w:rPr>
+        <w:t>CONCAT(</w:t>
+      </w:r>
       <w:proofErr w:type="spellStart"/>
+      <w:proofErr w:type="gramEnd"/>
       <w:r>
         <w:rPr>
           <w:color w:val="000000" w:themeColor="text1"/>
@@ -3845,66 +3932,233 @@
             <w14:round/>
           </w14:textOutline>
         </w:rPr>
-        <w:t xml:space="preserve"> + ' (Remix)' WHERE artist = 'AP Dhillon</w:t>
-      </w:r>
-      <w:proofErr w:type="gramStart"/>
-      <w:r>
-        <w:rPr>
-          <w:color w:val="000000" w:themeColor="text1"/>
-          <w:sz w:val="24"/>
-          <w:szCs w:val="24"/>
-          <w14:shadow w14:blurRad="38100" w14:dist="19050" w14:dir="2700000" w14:sx="100000" w14:sy="100000" w14:kx="0" w14:ky="0" w14:algn="tl">
-            <w14:schemeClr w14:val="dk1">
-              <w14:alpha w14:val="60000"/>
-            </w14:schemeClr>
-          </w14:shadow>
-          <w14:textOutline w14:w="0" w14:cap="flat" w14:cmpd="sng" w14:algn="ctr">
-            <w14:noFill/>
-            <w14:prstDash w14:val="solid"/>
-            <w14:round/>
-          </w14:textOutline>
-        </w:rPr>
-        <w:t>'  AND</w:t>
-      </w:r>
-      <w:proofErr w:type="gramEnd"/>
-      <w:r>
-        <w:rPr>
-          <w:color w:val="000000" w:themeColor="text1"/>
-          <w:sz w:val="24"/>
-          <w:szCs w:val="24"/>
-          <w14:shadow w14:blurRad="38100" w14:dist="19050" w14:dir="2700000" w14:sx="100000" w14:sy="100000" w14:kx="0" w14:ky="0" w14:algn="tl">
-            <w14:schemeClr w14:val="dk1">
-              <w14:alpha w14:val="60000"/>
-            </w14:schemeClr>
-          </w14:shadow>
-          <w14:textOutline w14:w="0" w14:cap="flat" w14:cmpd="sng" w14:algn="ctr">
-            <w14:noFill/>
-            <w14:prstDash w14:val="solid"/>
-            <w14:round/>
-          </w14:textOutline>
-        </w:rPr>
-        <w:t xml:space="preserve"> duration &gt; </w:t>
-      </w:r>
-      <w:proofErr w:type="gramStart"/>
-      <w:r>
-        <w:rPr>
-          <w:color w:val="000000" w:themeColor="text1"/>
-          <w:sz w:val="24"/>
-          <w:szCs w:val="24"/>
-          <w14:shadow w14:blurRad="38100" w14:dist="19050" w14:dir="2700000" w14:sx="100000" w14:sy="100000" w14:kx="0" w14:ky="0" w14:algn="tl">
-            <w14:schemeClr w14:val="dk1">
-              <w14:alpha w14:val="60000"/>
-            </w14:schemeClr>
-          </w14:shadow>
-          <w14:textOutline w14:w="0" w14:cap="flat" w14:cmpd="sng" w14:algn="ctr">
-            <w14:noFill/>
-            <w14:prstDash w14:val="solid"/>
-            <w14:round/>
-          </w14:textOutline>
-        </w:rPr>
-        <w:t>180 ;</w:t>
-      </w:r>
-      <w:proofErr w:type="gramEnd"/>
+        <w:t>, ' (Remix)')</w:t>
+      </w:r>
+      <w:r>
+        <w:rPr>
+          <w:color w:val="000000" w:themeColor="text1"/>
+          <w:sz w:val="24"/>
+          <w:szCs w:val="24"/>
+          <w14:shadow w14:blurRad="38100" w14:dist="19050" w14:dir="2700000" w14:sx="100000" w14:sy="100000" w14:kx="0" w14:ky="0" w14:algn="tl">
+            <w14:schemeClr w14:val="dk1">
+              <w14:alpha w14:val="60000"/>
+            </w14:schemeClr>
+          </w14:shadow>
+          <w14:textOutline w14:w="0" w14:cap="flat" w14:cmpd="sng" w14:algn="ctr">
+            <w14:noFill/>
+            <w14:prstDash w14:val="solid"/>
+            <w14:round/>
+          </w14:textOutline>
+        </w:rPr>
+        <w:t xml:space="preserve"> </w:t>
+      </w:r>
+      <w:r>
+        <w:rPr>
+          <w:color w:val="000000" w:themeColor="text1"/>
+          <w:sz w:val="24"/>
+          <w:szCs w:val="24"/>
+          <w14:shadow w14:blurRad="38100" w14:dist="19050" w14:dir="2700000" w14:sx="100000" w14:sy="100000" w14:kx="0" w14:ky="0" w14:algn="tl">
+            <w14:schemeClr w14:val="dk1">
+              <w14:alpha w14:val="60000"/>
+            </w14:schemeClr>
+          </w14:shadow>
+          <w14:textOutline w14:w="0" w14:cap="flat" w14:cmpd="sng" w14:algn="ctr">
+            <w14:noFill/>
+            <w14:prstDash w14:val="solid"/>
+            <w14:round/>
+          </w14:textOutline>
+        </w:rPr>
+        <w:t>WHERE artist = 'AP Dhillon'</w:t>
+      </w:r>
+      <w:r>
+        <w:rPr>
+          <w:color w:val="000000" w:themeColor="text1"/>
+          <w:sz w:val="24"/>
+          <w:szCs w:val="24"/>
+          <w14:shadow w14:blurRad="38100" w14:dist="19050" w14:dir="2700000" w14:sx="100000" w14:sy="100000" w14:kx="0" w14:ky="0" w14:algn="tl">
+            <w14:schemeClr w14:val="dk1">
+              <w14:alpha w14:val="60000"/>
+            </w14:schemeClr>
+          </w14:shadow>
+          <w14:textOutline w14:w="0" w14:cap="flat" w14:cmpd="sng" w14:algn="ctr">
+            <w14:noFill/>
+            <w14:prstDash w14:val="solid"/>
+            <w14:round/>
+          </w14:textOutline>
+        </w:rPr>
+        <w:t xml:space="preserve"> </w:t>
+      </w:r>
+      <w:r>
+        <w:rPr>
+          <w:color w:val="000000" w:themeColor="text1"/>
+          <w:sz w:val="24"/>
+          <w:szCs w:val="24"/>
+          <w14:shadow w14:blurRad="38100" w14:dist="19050" w14:dir="2700000" w14:sx="100000" w14:sy="100000" w14:kx="0" w14:ky="0" w14:algn="tl">
+            <w14:schemeClr w14:val="dk1">
+              <w14:alpha w14:val="60000"/>
+            </w14:schemeClr>
+          </w14:shadow>
+          <w14:textOutline w14:w="0" w14:cap="flat" w14:cmpd="sng" w14:algn="ctr">
+            <w14:noFill/>
+            <w14:prstDash w14:val="solid"/>
+            <w14:round/>
+          </w14:textOutline>
+        </w:rPr>
+        <w:t>AND duration &gt; 180;</w:t>
+      </w:r>
+    </w:p>
+    <w:p>
+      <w:pPr>
+        <w:pStyle w:val="ListParagraph"/>
+        <w:rPr>
+          <w:color w:val="000000" w:themeColor="text1"/>
+          <w:sz w:val="24"/>
+          <w:szCs w:val="24"/>
+          <w14:shadow w14:blurRad="38100" w14:dist="19050" w14:dir="2700000" w14:sx="100000" w14:sy="100000" w14:kx="0" w14:ky="0" w14:algn="tl">
+            <w14:schemeClr w14:val="dk1">
+              <w14:alpha w14:val="60000"/>
+            </w14:schemeClr>
+          </w14:shadow>
+          <w14:textOutline w14:w="0" w14:cap="flat" w14:cmpd="sng" w14:algn="ctr">
+            <w14:noFill/>
+            <w14:prstDash w14:val="solid"/>
+            <w14:round/>
+          </w14:textOutline>
+        </w:rPr>
+      </w:pPr>
+      <w:r>
+        <w:rPr>
+          <w:noProof/>
+          <w:color w:val="000000" w:themeColor="text1"/>
+          <w:sz w:val="24"/>
+          <w:szCs w:val="24"/>
+        </w:rPr>
+        <w:drawing>
+          <wp:anchor distT="0" distB="0" distL="114300" distR="114300" simplePos="0" relativeHeight="251666432" behindDoc="1" locked="0" layoutInCell="1" allowOverlap="1" wp14:anchorId="6E3B2972" wp14:editId="00EC8E86">
+            <wp:simplePos x="0" y="0"/>
+            <wp:positionH relativeFrom="margin">
+              <wp:posOffset>31750</wp:posOffset>
+            </wp:positionH>
+            <wp:positionV relativeFrom="paragraph">
+              <wp:posOffset>3780790</wp:posOffset>
+            </wp:positionV>
+            <wp:extent cx="5731510" cy="2091690"/>
+            <wp:effectExtent l="152400" t="171450" r="364490" b="365760"/>
+            <wp:wrapTight wrapText="bothSides">
+              <wp:wrapPolygon edited="0">
+                <wp:start x="718" y="-1770"/>
+                <wp:lineTo x="-574" y="-1377"/>
+                <wp:lineTo x="-574" y="22426"/>
+                <wp:lineTo x="-215" y="23803"/>
+                <wp:lineTo x="646" y="24787"/>
+                <wp:lineTo x="718" y="25180"/>
+                <wp:lineTo x="21610" y="25180"/>
+                <wp:lineTo x="21681" y="24787"/>
+                <wp:lineTo x="22543" y="23803"/>
+                <wp:lineTo x="22902" y="20852"/>
+                <wp:lineTo x="22830" y="1180"/>
+                <wp:lineTo x="21897" y="-1377"/>
+                <wp:lineTo x="21610" y="-1770"/>
+                <wp:lineTo x="718" y="-1770"/>
+              </wp:wrapPolygon>
+            </wp:wrapTight>
+            <wp:docPr id="206589252" name="Picture 1"/>
+            <wp:cNvGraphicFramePr>
+              <a:graphicFrameLocks xmlns:a="http://schemas.openxmlformats.org/drawingml/2006/main" noChangeAspect="1"/>
+            </wp:cNvGraphicFramePr>
+            <a:graphic xmlns:a="http://schemas.openxmlformats.org/drawingml/2006/main">
+              <a:graphicData uri="http://schemas.openxmlformats.org/drawingml/2006/picture">
+                <pic:pic xmlns:pic="http://schemas.openxmlformats.org/drawingml/2006/picture">
+                  <pic:nvPicPr>
+                    <pic:cNvPr id="206589252" name="Picture 206589252"/>
+                    <pic:cNvPicPr/>
+                  </pic:nvPicPr>
+                  <pic:blipFill rotWithShape="1">
+                    <a:blip r:embed="rId11" cstate="print">
+                      <a:extLst>
+                        <a:ext uri="{28A0092B-C50C-407E-A947-70E740481C1C}">
+                          <a14:useLocalDpi xmlns:a14="http://schemas.microsoft.com/office/drawing/2010/main" val="0"/>
+                        </a:ext>
+                      </a:extLst>
+                    </a:blip>
+                    <a:srcRect t="45912" b="-1"/>
+                    <a:stretch>
+                      <a:fillRect/>
+                    </a:stretch>
+                  </pic:blipFill>
+                  <pic:spPr bwMode="auto">
+                    <a:xfrm>
+                      <a:off x="0" y="0"/>
+                      <a:ext cx="5731510" cy="2091690"/>
+                    </a:xfrm>
+                    <a:prstGeom prst="rect">
+                      <a:avLst/>
+                    </a:prstGeom>
+                    <a:ln>
+                      <a:noFill/>
+                    </a:ln>
+                    <a:effectLst>
+                      <a:outerShdw blurRad="292100" dist="139700" dir="2700000" algn="tl" rotWithShape="0">
+                        <a:srgbClr val="333333">
+                          <a:alpha val="65000"/>
+                        </a:srgbClr>
+                      </a:outerShdw>
+                    </a:effectLst>
+                    <a:extLst>
+                      <a:ext uri="{53640926-AAD7-44D8-BBD7-CCE9431645EC}">
+                        <a14:shadowObscured xmlns:a14="http://schemas.microsoft.com/office/drawing/2010/main"/>
+                      </a:ext>
+                    </a:extLst>
+                  </pic:spPr>
+                </pic:pic>
+              </a:graphicData>
+            </a:graphic>
+            <wp14:sizeRelV relativeFrom="margin">
+              <wp14:pctHeight>0</wp14:pctHeight>
+            </wp14:sizeRelV>
+          </wp:anchor>
+        </w:drawing>
+      </w:r>
+    </w:p>
+    <w:p>
+      <w:pPr>
+        <w:pStyle w:val="ListParagraph"/>
+        <w:rPr>
+          <w:color w:val="000000" w:themeColor="text1"/>
+          <w:sz w:val="24"/>
+          <w:szCs w:val="24"/>
+          <w14:shadow w14:blurRad="38100" w14:dist="19050" w14:dir="2700000" w14:sx="100000" w14:sy="100000" w14:kx="0" w14:ky="0" w14:algn="tl">
+            <w14:schemeClr w14:val="dk1">
+              <w14:alpha w14:val="60000"/>
+            </w14:schemeClr>
+          </w14:shadow>
+          <w14:textOutline w14:w="0" w14:cap="flat" w14:cmpd="sng" w14:algn="ctr">
+            <w14:noFill/>
+            <w14:prstDash w14:val="solid"/>
+            <w14:round/>
+          </w14:textOutline>
+        </w:rPr>
+      </w:pPr>
+    </w:p>
+    <w:p>
+      <w:pPr>
+        <w:pStyle w:val="ListParagraph"/>
+        <w:rPr>
+          <w:color w:val="000000" w:themeColor="text1"/>
+          <w:sz w:val="24"/>
+          <w:szCs w:val="24"/>
+          <w14:shadow w14:blurRad="38100" w14:dist="19050" w14:dir="2700000" w14:sx="100000" w14:sy="100000" w14:kx="0" w14:ky="0" w14:algn="tl">
+            <w14:schemeClr w14:val="dk1">
+              <w14:alpha w14:val="60000"/>
+            </w14:schemeClr>
+          </w14:shadow>
+          <w14:textOutline w14:w="0" w14:cap="flat" w14:cmpd="sng" w14:algn="ctr">
+            <w14:noFill/>
+            <w14:prstDash w14:val="solid"/>
+            <w14:round/>
+          </w14:textOutline>
+        </w:rPr>
+      </w:pPr>
     </w:p>
     <w:sectPr>
       <w:pgSz w:w="11906" w:h="16838"/>
@@ -4639,6 +4893,7 @@
   <w:style w:type="character" w:default="1" w:styleId="DefaultParagraphFont">
     <w:name w:val="Default Paragraph Font"/>
     <w:uiPriority w:val="1"/>
+    <w:semiHidden/>
     <w:unhideWhenUsed/>
   </w:style>
   <w:style w:type="table" w:default="1" w:styleId="TableNormal">
